--- a/src/main/resources/doc/directdata.docx
+++ b/src/main/resources/doc/directdata.docx
@@ -265,8 +265,6 @@
           <w:lang w:val="en-US" w:eastAsia="zh-CN" w:bidi="ar"/>
         </w:rPr>
       </w:pPr>
-      <w:bookmarkStart w:id="0" w:name="_GoBack"/>
-      <w:bookmarkEnd w:id="0"/>
     </w:p>
     <w:p>
       <w:pPr>
@@ -516,10 +514,12 @@
         <w:keepLines w:val="0"/>
         <w:widowControl/>
         <w:suppressLineNumbers w:val="0"/>
-        <w:jc w:val="both"/>
+        <w:jc w:val="center"/>
         <w:textAlignment w:val="center"/>
         <w:rPr>
           <w:rFonts w:hint="eastAsia" w:ascii="仿宋" w:hAnsi="仿宋" w:eastAsia="仿宋" w:cs="仿宋"/>
+          <w:b w:val="0"/>
+          <w:bCs w:val="0"/>
           <w:i w:val="0"/>
           <w:color w:val="000000"/>
           <w:kern w:val="0"/>
@@ -529,6 +529,18 @@
           <w:lang w:val="en-US" w:eastAsia="zh-CN" w:bidi="ar"/>
         </w:rPr>
       </w:pPr>
+      <w:r>
+        <w:rPr>
+          <w:rFonts w:hint="eastAsia" w:ascii="仿宋" w:hAnsi="仿宋" w:eastAsia="仿宋" w:cs="仿宋"/>
+          <w:b w:val="0"/>
+          <w:bCs w:val="0"/>
+          <w:sz w:val="24"/>
+          <w:szCs w:val="24"/>
+        </w:rPr>
+        <w:t>${UsingUnitFaultRate}</w:t>
+      </w:r>
+      <w:bookmarkStart w:id="0" w:name="_GoBack"/>
+      <w:bookmarkEnd w:id="0"/>
     </w:p>
     <w:p>
       <w:pPr>
